--- a/tai_lieu_on_tap_va_phan_bien_kttt_dhxhcn.docx
+++ b/tai_lieu_on_tap_va_phan_bien_kttt_dhxhcn.docx
@@ -66,10 +66,16 @@
               <w:bottom w:val="none"/>
               <w:right w:val="none"/>
             </w:tcBorders>
+            <w:tcMar>
+              <w:top w:w="140" w:type="dxa"/>
+              <w:bottom w:w="140" w:type="dxa"/>
+              <w:left w:w="200" w:type="dxa"/>
+              <w:right w:w="200" w:type="dxa"/>
+            </w:tcMar>
           </w:tcPr>
           <w:p>
             <w:pPr>
-              <w:spacing w:before="80" w:after="40" w:line="276" w:lineRule="auto"/>
+              <w:spacing w:before="40" w:after="40" w:line="276" w:lineRule="auto"/>
             </w:pPr>
             <w:r>
               <w:rPr>
@@ -83,7 +89,7 @@
             <w:r>
               <w:rPr>
                 <w:color w:val="334155"/>
-                <w:sz w:val="21"/>
+                <w:sz w:val="20"/>
               </w:rPr>
               <w:t>1. Làm rõ bản chất Kinh tế thị trường (KTTT) định hướng XHCN ở Việt Nam là gì và khác biệt căn bản với KTTT tư bản chủ nghĩa ở đâu.</w:t>
               <w:br/>
@@ -428,14 +434,29 @@
     </w:p>
     <w:tbl>
       <w:tblPr>
-        <w:tblW w:type="auto" w:w="0"/>
+        <w:tblLook w:firstColumn="1" w:firstRow="1" w:lastColumn="0" w:lastRow="0" w:noHBand="0" w:noVBand="1" w:val="04A0"/>
         <w:jc w:val="center"/>
-        <w:tblLook w:firstColumn="1" w:firstRow="1" w:lastColumn="0" w:lastRow="0" w:noHBand="0" w:noVBand="1" w:val="04A0"/>
+        <w:tblW w:w="9360" w:type="dxa"/>
+        <w:tblLayout w:type="fixed"/>
+        <w:tblCellMar>
+          <w:top w:w="120" w:type="dxa"/>
+          <w:bottom w:w="120" w:type="dxa"/>
+          <w:left w:w="160" w:type="dxa"/>
+          <w:right w:w="160" w:type="dxa"/>
+        </w:tblCellMar>
+        <w:tblBorders>
+          <w:top w:val="single" w:sz="10" w:space="0" w:color="1E3A8A"/>
+          <w:left w:val="single" w:sz="4" w:space="0" w:color="CBD5E1"/>
+          <w:bottom w:val="single" w:sz="12" w:space="0" w:color="1E3A8A"/>
+          <w:right w:val="single" w:sz="4" w:space="0" w:color="CBD5E1"/>
+          <w:insideH w:val="single" w:sz="4" w:space="0" w:color="E2E8F0"/>
+          <w:insideV w:val="single" w:sz="4" w:space="0" w:color="CBD5E1"/>
+        </w:tblBorders>
       </w:tblPr>
       <w:tblGrid>
-        <w:gridCol w:w="3120"/>
-        <w:gridCol w:w="3120"/>
-        <w:gridCol w:w="3120"/>
+        <w:gridCol w:w="2160"/>
+        <w:gridCol w:w="3600"/>
+        <w:gridCol w:w="3600"/>
       </w:tblGrid>
       <w:tr>
         <w:trPr>
@@ -443,13 +464,13 @@
         </w:trPr>
         <w:tc>
           <w:tcPr>
-            <w:tcW w:type="dxa" w:w="2592"/>
             <w:vAlign w:val="center"/>
             <w:shd w:fill="1E3A8A"/>
+            <w:tcW w:w="2160" w:type="dxa"/>
           </w:tcPr>
           <w:p>
             <w:pPr>
-              <w:spacing w:before="60" w:after="60"/>
+              <w:spacing w:before="80" w:after="80"/>
               <w:jc w:val="center"/>
             </w:pPr>
             <w:r>
@@ -464,13 +485,13 @@
         </w:tc>
         <w:tc>
           <w:tcPr>
-            <w:tcW w:type="dxa" w:w="3384"/>
             <w:vAlign w:val="center"/>
             <w:shd w:fill="1E3A8A"/>
+            <w:tcW w:w="3600" w:type="dxa"/>
           </w:tcPr>
           <w:p>
             <w:pPr>
-              <w:spacing w:before="60" w:after="60"/>
+              <w:spacing w:before="80" w:after="80"/>
               <w:jc w:val="center"/>
             </w:pPr>
             <w:r>
@@ -485,13 +506,13 @@
         </w:tc>
         <w:tc>
           <w:tcPr>
-            <w:tcW w:type="dxa" w:w="3384"/>
             <w:vAlign w:val="center"/>
             <w:shd w:fill="1E3A8A"/>
+            <w:tcW w:w="3600" w:type="dxa"/>
           </w:tcPr>
           <w:p>
             <w:pPr>
-              <w:spacing w:before="60" w:after="60"/>
+              <w:spacing w:before="80" w:after="80"/>
               <w:jc w:val="center"/>
             </w:pPr>
             <w:r>
@@ -511,12 +532,12 @@
         </w:trPr>
         <w:tc>
           <w:tcPr>
-            <w:tcW w:type="dxa" w:w="2592"/>
             <w:vAlign w:val="center"/>
+            <w:tcW w:w="2160" w:type="dxa"/>
           </w:tcPr>
           <w:p>
             <w:pPr>
-              <w:spacing w:before="60" w:after="60" w:line="264" w:lineRule="auto"/>
+              <w:spacing w:before="80" w:after="80" w:line="276" w:lineRule="auto"/>
             </w:pPr>
             <w:r>
               <w:rPr>
@@ -529,12 +550,12 @@
         </w:tc>
         <w:tc>
           <w:tcPr>
-            <w:tcW w:type="dxa" w:w="3384"/>
             <w:vAlign w:val="center"/>
+            <w:tcW w:w="3600" w:type="dxa"/>
           </w:tcPr>
           <w:p>
             <w:pPr>
-              <w:spacing w:before="60" w:after="60" w:line="264" w:lineRule="auto"/>
+              <w:spacing w:before="80" w:after="80" w:line="276" w:lineRule="auto"/>
             </w:pPr>
             <w:r>
               <w:rPr>
@@ -546,12 +567,12 @@
         </w:tc>
         <w:tc>
           <w:tcPr>
-            <w:tcW w:type="dxa" w:w="3384"/>
             <w:vAlign w:val="center"/>
+            <w:tcW w:w="3600" w:type="dxa"/>
           </w:tcPr>
           <w:p>
             <w:pPr>
-              <w:spacing w:before="60" w:after="60" w:line="264" w:lineRule="auto"/>
+              <w:spacing w:before="80" w:after="80" w:line="276" w:lineRule="auto"/>
             </w:pPr>
             <w:r>
               <w:rPr>
@@ -569,13 +590,13 @@
         </w:trPr>
         <w:tc>
           <w:tcPr>
-            <w:tcW w:type="dxa" w:w="2592"/>
             <w:vAlign w:val="center"/>
             <w:shd w:fill="F0F7FF"/>
+            <w:tcW w:w="2160" w:type="dxa"/>
           </w:tcPr>
           <w:p>
             <w:pPr>
-              <w:spacing w:before="60" w:after="60" w:line="264" w:lineRule="auto"/>
+              <w:spacing w:before="80" w:after="80" w:line="276" w:lineRule="auto"/>
             </w:pPr>
             <w:r>
               <w:rPr>
@@ -588,13 +609,13 @@
         </w:tc>
         <w:tc>
           <w:tcPr>
-            <w:tcW w:type="dxa" w:w="3384"/>
             <w:vAlign w:val="center"/>
             <w:shd w:fill="F0F7FF"/>
+            <w:tcW w:w="3600" w:type="dxa"/>
           </w:tcPr>
           <w:p>
             <w:pPr>
-              <w:spacing w:before="60" w:after="60" w:line="264" w:lineRule="auto"/>
+              <w:spacing w:before="80" w:after="80" w:line="276" w:lineRule="auto"/>
             </w:pPr>
             <w:r>
               <w:rPr>
@@ -606,13 +627,13 @@
         </w:tc>
         <w:tc>
           <w:tcPr>
-            <w:tcW w:type="dxa" w:w="3384"/>
             <w:vAlign w:val="center"/>
             <w:shd w:fill="F0F7FF"/>
+            <w:tcW w:w="3600" w:type="dxa"/>
           </w:tcPr>
           <w:p>
             <w:pPr>
-              <w:spacing w:before="60" w:after="60" w:line="264" w:lineRule="auto"/>
+              <w:spacing w:before="80" w:after="80" w:line="276" w:lineRule="auto"/>
             </w:pPr>
             <w:r>
               <w:rPr>
@@ -630,12 +651,12 @@
         </w:trPr>
         <w:tc>
           <w:tcPr>
-            <w:tcW w:type="dxa" w:w="2592"/>
             <w:vAlign w:val="center"/>
+            <w:tcW w:w="2160" w:type="dxa"/>
           </w:tcPr>
           <w:p>
             <w:pPr>
-              <w:spacing w:before="60" w:after="60" w:line="264" w:lineRule="auto"/>
+              <w:spacing w:before="80" w:after="80" w:line="276" w:lineRule="auto"/>
             </w:pPr>
             <w:r>
               <w:rPr>
@@ -648,12 +669,12 @@
         </w:tc>
         <w:tc>
           <w:tcPr>
-            <w:tcW w:type="dxa" w:w="3384"/>
             <w:vAlign w:val="center"/>
+            <w:tcW w:w="3600" w:type="dxa"/>
           </w:tcPr>
           <w:p>
             <w:pPr>
-              <w:spacing w:before="60" w:after="60" w:line="264" w:lineRule="auto"/>
+              <w:spacing w:before="80" w:after="80" w:line="276" w:lineRule="auto"/>
             </w:pPr>
             <w:r>
               <w:rPr>
@@ -665,12 +686,12 @@
         </w:tc>
         <w:tc>
           <w:tcPr>
-            <w:tcW w:type="dxa" w:w="3384"/>
             <w:vAlign w:val="center"/>
+            <w:tcW w:w="3600" w:type="dxa"/>
           </w:tcPr>
           <w:p>
             <w:pPr>
-              <w:spacing w:before="60" w:after="60" w:line="264" w:lineRule="auto"/>
+              <w:spacing w:before="80" w:after="80" w:line="276" w:lineRule="auto"/>
             </w:pPr>
             <w:r>
               <w:rPr>
@@ -688,13 +709,13 @@
         </w:trPr>
         <w:tc>
           <w:tcPr>
-            <w:tcW w:type="dxa" w:w="2592"/>
             <w:vAlign w:val="center"/>
             <w:shd w:fill="F0F7FF"/>
+            <w:tcW w:w="2160" w:type="dxa"/>
           </w:tcPr>
           <w:p>
             <w:pPr>
-              <w:spacing w:before="60" w:after="60" w:line="264" w:lineRule="auto"/>
+              <w:spacing w:before="80" w:after="80" w:line="276" w:lineRule="auto"/>
             </w:pPr>
             <w:r>
               <w:rPr>
@@ -707,13 +728,13 @@
         </w:tc>
         <w:tc>
           <w:tcPr>
-            <w:tcW w:type="dxa" w:w="3384"/>
             <w:vAlign w:val="center"/>
             <w:shd w:fill="F0F7FF"/>
+            <w:tcW w:w="3600" w:type="dxa"/>
           </w:tcPr>
           <w:p>
             <w:pPr>
-              <w:spacing w:before="60" w:after="60" w:line="264" w:lineRule="auto"/>
+              <w:spacing w:before="80" w:after="80" w:line="276" w:lineRule="auto"/>
             </w:pPr>
             <w:r>
               <w:rPr>
@@ -725,13 +746,13 @@
         </w:tc>
         <w:tc>
           <w:tcPr>
-            <w:tcW w:type="dxa" w:w="3384"/>
             <w:vAlign w:val="center"/>
             <w:shd w:fill="F0F7FF"/>
+            <w:tcW w:w="3600" w:type="dxa"/>
           </w:tcPr>
           <w:p>
             <w:pPr>
-              <w:spacing w:before="60" w:after="60" w:line="264" w:lineRule="auto"/>
+              <w:spacing w:before="80" w:after="80" w:line="276" w:lineRule="auto"/>
             </w:pPr>
             <w:r>
               <w:rPr>
@@ -749,12 +770,12 @@
         </w:trPr>
         <w:tc>
           <w:tcPr>
-            <w:tcW w:type="dxa" w:w="2592"/>
             <w:vAlign w:val="center"/>
+            <w:tcW w:w="2160" w:type="dxa"/>
           </w:tcPr>
           <w:p>
             <w:pPr>
-              <w:spacing w:before="60" w:after="60" w:line="264" w:lineRule="auto"/>
+              <w:spacing w:before="80" w:after="80" w:line="276" w:lineRule="auto"/>
             </w:pPr>
             <w:r>
               <w:rPr>
@@ -767,12 +788,12 @@
         </w:tc>
         <w:tc>
           <w:tcPr>
-            <w:tcW w:type="dxa" w:w="3384"/>
             <w:vAlign w:val="center"/>
+            <w:tcW w:w="3600" w:type="dxa"/>
           </w:tcPr>
           <w:p>
             <w:pPr>
-              <w:spacing w:before="60" w:after="60" w:line="264" w:lineRule="auto"/>
+              <w:spacing w:before="80" w:after="80" w:line="276" w:lineRule="auto"/>
             </w:pPr>
             <w:r>
               <w:rPr>
@@ -784,12 +805,12 @@
         </w:tc>
         <w:tc>
           <w:tcPr>
-            <w:tcW w:type="dxa" w:w="3384"/>
             <w:vAlign w:val="center"/>
+            <w:tcW w:w="3600" w:type="dxa"/>
           </w:tcPr>
           <w:p>
             <w:pPr>
-              <w:spacing w:before="60" w:after="60" w:line="264" w:lineRule="auto"/>
+              <w:spacing w:before="80" w:after="80" w:line="276" w:lineRule="auto"/>
             </w:pPr>
             <w:r>
               <w:rPr>
@@ -802,6 +823,11 @@
         </w:tc>
       </w:tr>
     </w:tbl>
+    <w:p>
+      <w:pPr>
+        <w:spacing w:after="120"/>
+      </w:pPr>
+    </w:p>
     <w:p>
       <w:pPr>
         <w:keepNext/>
@@ -894,10 +920,16 @@
               <w:bottom w:val="none"/>
               <w:right w:val="none"/>
             </w:tcBorders>
+            <w:tcMar>
+              <w:top w:w="140" w:type="dxa"/>
+              <w:bottom w:w="140" w:type="dxa"/>
+              <w:left w:w="200" w:type="dxa"/>
+              <w:right w:w="200" w:type="dxa"/>
+            </w:tcMar>
           </w:tcPr>
           <w:p>
             <w:pPr>
-              <w:spacing w:before="80" w:after="40" w:line="276" w:lineRule="auto"/>
+              <w:spacing w:before="40" w:after="40" w:line="276" w:lineRule="auto"/>
             </w:pPr>
             <w:r>
               <w:rPr>
@@ -911,7 +943,7 @@
             <w:r>
               <w:rPr>
                 <w:color w:val="334155"/>
-                <w:sz w:val="21"/>
+                <w:sz w:val="20"/>
               </w:rPr>
               <w:t>"Vì sao thị trường nhà ở có thể tạo ra tình trạng: Doanh nghiệp bất động sản vẫn thu lợi nhuận cao ngất ngưởng nhưng người lao động, người thu nhập thấp (sinh viên mới ra trường lương 10 - 15 triệu/tháng) lại hoàn toàn không có nhà để ở?"</w:t>
             </w:r>
@@ -1128,10 +1160,16 @@
               <w:bottom w:val="none"/>
               <w:right w:val="none"/>
             </w:tcBorders>
+            <w:tcMar>
+              <w:top w:w="140" w:type="dxa"/>
+              <w:bottom w:w="140" w:type="dxa"/>
+              <w:left w:w="200" w:type="dxa"/>
+              <w:right w:w="200" w:type="dxa"/>
+            </w:tcMar>
           </w:tcPr>
           <w:p>
             <w:pPr>
-              <w:spacing w:before="80" w:after="40" w:line="276" w:lineRule="auto"/>
+              <w:spacing w:before="40" w:after="40" w:line="276" w:lineRule="auto"/>
             </w:pPr>
             <w:r>
               <w:rPr>
@@ -1145,7 +1183,7 @@
             <w:r>
               <w:rPr>
                 <w:color w:val="334155"/>
-                <w:sz w:val="21"/>
+                <w:sz w:val="20"/>
               </w:rPr>
               <w:t>1. DOANH NGHIỆP BẤT ĐỘNG SẢN: Bảo đảm có lợi nhuận hợp lý (15 - 18%), giải phóng dòng tiền, ít rủi ro pháp lý, thị trường tiêu thụ nhanh.</w:t>
               <w:br/>
